--- a/sas_r_automation/SAS_R_Coverage_Runbook.docx
+++ b/sas_r_automation/SAS_R_Coverage_Runbook.docx
@@ -22,7 +22,7 @@
         <w:t xml:space="preserve">Purpose.</w:t>
       </w:r>
       <w:r>
-        <w:t xml:space="preserve"> Keep trial monitoring running and self-escalating while the lead biostatistician is on leave. This one page tells the covering colleague (the </w:t>
+        <w:t xml:space="preserve"> Keep trial monitoring running and self-escalating while the job's owner (here, the lead biostatistician) is away, whether for planned leave, an unplanned absence or a handoff. This one page tells the covering colleague (the </w:t>
       </w:r>
       <w:r>
         <w:rPr>
@@ -32,7 +32,7 @@
         <w:t xml:space="preserve">support</w:t>
       </w:r>
       <w:r>
-        <w:t xml:space="preserve">) and the study lead exactly what arrives, what it means, and who does what. It is handed over before departure and committed to version control.</w:t>
+        <w:t xml:space="preserve">) and the study lead exactly what arrives, what it means, and who does what. It is handed over before the absence and committed to version control.</w:t>
       </w:r>
     </w:p>
     <w:p>
@@ -1508,7 +1508,7 @@
                 <w:sz w:val="17"/>
                 <w:szCs w:val="17"/>
               </w:rPr>
-              <w:t xml:space="preserve">Lead (on leave)</w:t>
+              <w:t xml:space="preserve">Lead (away)</w:t>
             </w:r>
           </w:p>
         </w:tc>
